--- a/이재용_자기소개서_최종.docx
+++ b/이재용_자기소개서_최종.docx
@@ -8468,6 +8468,17 @@
           <w:szCs w:val="28"/>
           <w:u w:val="single"/>
         </w:rPr>
+        <w:sectPr>
+          <w:headerReference w:type="default" r:id="rId3"/>
+          <w:footerReference w:type="default" r:id="rId6"/>
+          <w:type w:val="nextPage"/>
+          <w:pgSz w:w="11906" w:h="16838"/>
+          <w:pgMar w:left="851" w:right="851" w:gutter="0" w:header="170" w:top="403" w:footer="435" w:bottom="360"/>
+          <w:pgNumType w:fmt="decimal"/>
+          <w:formProt w:val="false"/>
+          <w:textDirection w:val="lrTb"/>
+          <w:docGrid w:type="lines" w:linePitch="360" w:charSpace="0"/>
+        </w:sectPr>
       </w:pPr>
       <w:r>
         <w:rPr>
@@ -8477,7 +8488,6 @@
           <w:szCs w:val="28"/>
           <w:u w:val="single"/>
         </w:rPr>
-        <w:br w:type="page"/>
       </w:r>
     </w:p>
     <w:p>
@@ -10325,7 +10335,7 @@
       </w:r>
     </w:p>
     <w:sectPr>
-      <w:headerReference w:type="default" r:id="rId3"/>
+      <w:headerReference w:type="default" r:id="rId2"/>
       <w:footerReference w:type="default" r:id="rId6"/>
       <w:type w:val="nextPage"/>
       <w:pgSz w:w="11906" w:h="16838"/>
